--- a/Fase 2/Evidencias Individuales/Benavente_Bruno_2.1_APT122_DiarioReflexionFase2.docx
+++ b/Fase 2/Evidencias Individuales/Benavente_Bruno_2.1_APT122_DiarioReflexionFase2.docx
@@ -323,48 +323,6 @@
             <w:pPr>
               <w:jc w:val="both"/>
               <w:rPr>
-                <w:rFonts w:eastAsiaTheme="majorEastAsia"/>
-                <w:color w:val="767171" w:themeColor="background2" w:themeShade="80"/>
-                <w:sz w:val="24"/>
-                <w:szCs w:val="24"/>
-              </w:rPr>
-            </w:pPr>
-          </w:p>
-          <w:p>
-            <w:pPr>
-              <w:jc w:val="both"/>
-              <w:rPr>
-                <w:rFonts w:eastAsiaTheme="majorEastAsia"/>
-                <w:color w:val="767171" w:themeColor="background2" w:themeShade="80"/>
-                <w:sz w:val="24"/>
-                <w:szCs w:val="24"/>
-              </w:rPr>
-            </w:pPr>
-            <w:r>
-              <w:rPr>
-                <w:rFonts w:eastAsiaTheme="majorEastAsia"/>
-                <w:color w:val="767171" w:themeColor="background2" w:themeShade="80"/>
-                <w:sz w:val="24"/>
-                <w:szCs w:val="24"/>
-              </w:rPr>
-              <w:t>Se han podido realizar las tareas que se definieron dentro de los plazos, salvo algunas por motivos de que priorizamos tiempo en la base de datos y arquitectura</w:t>
-            </w:r>
-          </w:p>
-          <w:p>
-            <w:pPr>
-              <w:jc w:val="both"/>
-              <w:rPr>
-                <w:rFonts w:eastAsiaTheme="majorEastAsia"/>
-                <w:color w:val="767171" w:themeColor="background2" w:themeShade="80"/>
-                <w:sz w:val="24"/>
-                <w:szCs w:val="24"/>
-              </w:rPr>
-            </w:pPr>
-          </w:p>
-          <w:p>
-            <w:pPr>
-              <w:jc w:val="both"/>
-              <w:rPr>
                 <w:rFonts w:ascii="Calibri" w:hAnsi="Calibri"/>
                 <w:b/>
                 <w:bCs/>
@@ -382,17 +340,15 @@
                 <w:color w:val="1F4E79" w:themeColor="accent1" w:themeShade="80"/>
               </w:rPr>
             </w:pPr>
-          </w:p>
-          <w:p>
-            <w:pPr>
-              <w:jc w:val="both"/>
+            <w:r>
               <w:rPr>
                 <w:rFonts w:ascii="Calibri" w:hAnsi="Calibri"/>
                 <w:b/>
                 <w:bCs/>
                 <w:color w:val="1F4E79" w:themeColor="accent1" w:themeShade="80"/>
               </w:rPr>
-            </w:pPr>
+              <w:t>Se lograron cumplir las actividades que fueron asignadas en la carta Gantt definitiva, debido a esa buena planificación y orden de las tareas se pudieron realizar de buena manera en los tiempos correspondientes, pudiendo así facilitar el desarrollo.</w:t>
+            </w:r>
           </w:p>
         </w:tc>
       </w:tr>
@@ -496,15 +452,6 @@
                 <w:color w:val="1F4E79" w:themeColor="accent1" w:themeShade="80"/>
               </w:rPr>
             </w:pPr>
-            <w:r>
-              <w:rPr>
-                <w:rFonts w:ascii="Calibri" w:hAnsi="Calibri"/>
-                <w:b/>
-                <w:bCs/>
-                <w:color w:val="1F4E79" w:themeColor="accent1" w:themeShade="80"/>
-              </w:rPr>
-              <w:t xml:space="preserve">Lo que más en lo personal me ha perjudicado han sido los constantes cortes de luz en el sector donde vivo, ya que en mi domicilio realizo el proyecto apt  en mi computador de escritorio para cuando vaya vaya a otra parte llevo mi notebook donde lo tengo sincronizado, esos cortes de luz me toman cuando estoy realizando las tareas desde mi computador de escritorio </w:t>
-            </w:r>
           </w:p>
           <w:p>
             <w:pPr>
@@ -516,17 +463,42 @@
                 <w:color w:val="1F4E79" w:themeColor="accent1" w:themeShade="80"/>
               </w:rPr>
             </w:pPr>
-          </w:p>
-          <w:p>
-            <w:pPr>
-              <w:jc w:val="both"/>
+            <w:r>
               <w:rPr>
                 <w:rFonts w:ascii="Calibri" w:hAnsi="Calibri"/>
                 <w:b/>
                 <w:bCs/>
                 <w:color w:val="1F4E79" w:themeColor="accent1" w:themeShade="80"/>
               </w:rPr>
-            </w:pPr>
+              <w:t>Lo que más en lo personal me ha perjudicado han sido los constantes cortes de luz en el sector donde vivo, ya que en mi domicilio realizo el proyecto apt  en mi computador de escritorio para cuando vaya</w:t>
+            </w:r>
+            <w:r>
+              <w:rPr>
+                <w:rFonts w:ascii="Calibri" w:hAnsi="Calibri"/>
+                <w:b/>
+                <w:bCs/>
+                <w:color w:val="1F4E79" w:themeColor="accent1" w:themeShade="80"/>
+              </w:rPr>
+              <w:t xml:space="preserve"> </w:t>
+            </w:r>
+            <w:r>
+              <w:rPr>
+                <w:rFonts w:ascii="Calibri" w:hAnsi="Calibri"/>
+                <w:b/>
+                <w:bCs/>
+                <w:color w:val="1F4E79" w:themeColor="accent1" w:themeShade="80"/>
+              </w:rPr>
+              <w:t xml:space="preserve"> a otra parte llevo mi notebook donde lo tengo sincronizado, esos cortes de luz me toman cuando estoy realizando las tareas desde mi computador de escritorio</w:t>
+            </w:r>
+            <w:r>
+              <w:rPr>
+                <w:rFonts w:ascii="Calibri" w:hAnsi="Calibri"/>
+                <w:b/>
+                <w:bCs/>
+                <w:color w:val="1F4E79" w:themeColor="accent1" w:themeShade="80"/>
+              </w:rPr>
+              <w:t>.</w:t>
+            </w:r>
           </w:p>
           <w:p>
             <w:pPr>
@@ -787,30 +759,35 @@
                 <w:bCs/>
                 <w:color w:val="1F4E79" w:themeColor="accent1" w:themeShade="80"/>
               </w:rPr>
-              <w:t>Siendo sincero del 1 al 10, un 6, ya que en ámbito personal podría hacerlo mejor si me organizara de mejor manera mi trabajo y el proyecto apt</w:t>
+              <w:t xml:space="preserve">Siendo sincero del 1 al 10, un </w:t>
             </w:r>
-          </w:p>
-          <w:p>
-            <w:pPr>
-              <w:jc w:val="both"/>
+            <w:r>
               <w:rPr>
                 <w:rFonts w:ascii="Calibri" w:hAnsi="Calibri"/>
                 <w:b/>
                 <w:bCs/>
                 <w:color w:val="1F4E79" w:themeColor="accent1" w:themeShade="80"/>
               </w:rPr>
-            </w:pPr>
-          </w:p>
-          <w:p>
-            <w:pPr>
-              <w:jc w:val="both"/>
+              <w:t>8</w:t>
+            </w:r>
+            <w:r>
               <w:rPr>
                 <w:rFonts w:ascii="Calibri" w:hAnsi="Calibri"/>
                 <w:b/>
                 <w:bCs/>
                 <w:color w:val="1F4E79" w:themeColor="accent1" w:themeShade="80"/>
               </w:rPr>
-            </w:pPr>
+              <w:t xml:space="preserve">, ya que en ámbito personal </w:t>
+            </w:r>
+            <w:r>
+              <w:rPr>
+                <w:rFonts w:ascii="Calibri" w:hAnsi="Calibri"/>
+                <w:b/>
+                <w:bCs/>
+                <w:color w:val="1F4E79" w:themeColor="accent1" w:themeShade="80"/>
+              </w:rPr>
+              <w:t>me ha costado poder organizarme entre mi trabajo y el proyecto apt con los tiempos.</w:t>
+            </w:r>
           </w:p>
         </w:tc>
       </w:tr>
@@ -891,7 +868,6 @@
               <w:jc w:val="both"/>
               <w:rPr>
                 <w:rFonts w:eastAsiaTheme="majorEastAsia"/>
-                <w:color w:val="767171" w:themeColor="background2" w:themeShade="80"/>
                 <w:sz w:val="24"/>
                 <w:szCs w:val="24"/>
               </w:rPr>
@@ -904,6 +880,17 @@
               </w:rPr>
               <w:t>¿Qué inquietudes te quedan sobre cómo proceder? ¿Qué pregunta te gustaría hacerle a tu docente o a tus pares?</w:t>
             </w:r>
+          </w:p>
+          <w:p>
+            <w:pPr>
+              <w:jc w:val="both"/>
+              <w:rPr>
+                <w:rFonts w:eastAsiaTheme="majorEastAsia"/>
+                <w:color w:val="767171" w:themeColor="background2" w:themeShade="80"/>
+                <w:sz w:val="24"/>
+                <w:szCs w:val="24"/>
+              </w:rPr>
+            </w:pPr>
           </w:p>
           <w:p>
             <w:pPr>
@@ -924,50 +911,15 @@
               </w:rPr>
               <w:t>Lo que es la retroalimentación, ya que al no poseerla de acuerdo con la evaluación anterior eso mismo no sabríamos si algunas modificaciones que realizamos quedaron bien implementadas o no</w:t>
             </w:r>
-          </w:p>
-          <w:p>
-            <w:pPr>
-              <w:jc w:val="both"/>
+            <w:r>
               <w:rPr>
                 <w:rFonts w:ascii="Calibri" w:hAnsi="Calibri"/>
                 <w:b/>
                 <w:bCs/>
                 <w:color w:val="1F4E79" w:themeColor="accent1" w:themeShade="80"/>
               </w:rPr>
-            </w:pPr>
-          </w:p>
-          <w:p>
-            <w:pPr>
-              <w:jc w:val="both"/>
-              <w:rPr>
-                <w:rFonts w:ascii="Calibri" w:hAnsi="Calibri"/>
-                <w:b/>
-                <w:bCs/>
-                <w:color w:val="1F4E79" w:themeColor="accent1" w:themeShade="80"/>
-              </w:rPr>
-            </w:pPr>
-          </w:p>
-          <w:p>
-            <w:pPr>
-              <w:jc w:val="both"/>
-              <w:rPr>
-                <w:rFonts w:ascii="Calibri" w:hAnsi="Calibri"/>
-                <w:b/>
-                <w:bCs/>
-                <w:color w:val="1F4E79" w:themeColor="accent1" w:themeShade="80"/>
-              </w:rPr>
-            </w:pPr>
-          </w:p>
-          <w:p>
-            <w:pPr>
-              <w:jc w:val="both"/>
-              <w:rPr>
-                <w:rFonts w:ascii="Calibri" w:hAnsi="Calibri"/>
-                <w:b/>
-                <w:bCs/>
-                <w:color w:val="1F4E79" w:themeColor="accent1" w:themeShade="80"/>
-              </w:rPr>
-            </w:pPr>
+              <w:t>.</w:t>
+            </w:r>
           </w:p>
         </w:tc>
       </w:tr>
@@ -1097,14 +1049,7 @@
                 <w:sz w:val="24"/>
                 <w:szCs w:val="24"/>
               </w:rPr>
-              <w:t>No consideramos que las actividades deban ser redistribuidas entre los miembros del grupo</w:t>
-            </w:r>
-            <w:r>
-              <w:rPr>
-                <w:sz w:val="24"/>
-                <w:szCs w:val="24"/>
-              </w:rPr>
-              <w:t>, si no que al realizar una tarea se muestra al integrante del equipo y revisar que este ok y viceversa.</w:t>
+              <w:t>No consideramos que las actividades deban ser redistribuidas entre los miembros del grupo, si no que al realizar una tarea se muestra al integrante del equipo y revisar que este ok y viceversa.</w:t>
             </w:r>
           </w:p>
           <w:p>
@@ -1238,7 +1183,6 @@
                 <w:sz w:val="24"/>
                 <w:szCs w:val="24"/>
               </w:rPr>
-              <w:lastRenderedPageBreak/>
               <w:t>¿Cómo evalúan el trabajo en grupo? ¿Qué aspectos positivos destacan? ¿Qué aspectos podrían mejorar?</w:t>
             </w:r>
           </w:p>
@@ -6936,6 +6880,7 @@
     <w:lsdException w:name="HTML Sample" w:semiHidden="1" w:unhideWhenUsed="1"/>
     <w:lsdException w:name="HTML Typewriter" w:semiHidden="1" w:unhideWhenUsed="1"/>
     <w:lsdException w:name="HTML Variable" w:semiHidden="1" w:unhideWhenUsed="1"/>
+    <w:lsdException w:name="Normal Table" w:semiHidden="1" w:unhideWhenUsed="1"/>
     <w:lsdException w:name="annotation subject" w:semiHidden="1" w:unhideWhenUsed="1"/>
     <w:lsdException w:name="No List" w:semiHidden="1" w:unhideWhenUsed="1"/>
     <w:lsdException w:name="Outline List 1" w:semiHidden="1" w:unhideWhenUsed="1"/>
@@ -6978,8 +6923,11 @@
     <w:lsdException w:name="Table Contemporary" w:semiHidden="1" w:unhideWhenUsed="1"/>
     <w:lsdException w:name="Table Elegant" w:semiHidden="1" w:unhideWhenUsed="1"/>
     <w:lsdException w:name="Table Professional" w:semiHidden="1" w:unhideWhenUsed="1"/>
+    <w:lsdException w:name="Table Subtle 1" w:semiHidden="1" w:unhideWhenUsed="1"/>
     <w:lsdException w:name="Table Subtle 2" w:semiHidden="1" w:unhideWhenUsed="1"/>
     <w:lsdException w:name="Table Web 1" w:semiHidden="1" w:unhideWhenUsed="1"/>
+    <w:lsdException w:name="Table Web 2" w:semiHidden="1" w:unhideWhenUsed="1"/>
+    <w:lsdException w:name="Table Web 3" w:semiHidden="1" w:unhideWhenUsed="1"/>
     <w:lsdException w:name="Balloon Text" w:semiHidden="1" w:unhideWhenUsed="1"/>
     <w:lsdException w:name="Table Grid" w:uiPriority="39"/>
     <w:lsdException w:name="Table Theme" w:semiHidden="1" w:unhideWhenUsed="1"/>
@@ -8525,6 +8473,12 @@
 </file>
 
 <file path=customXml/item1.xml><?xml version="1.0" encoding="utf-8"?>
+<p:properties xmlns:p="http://schemas.microsoft.com/office/2006/metadata/properties" xmlns:xsi="http://www.w3.org/2001/XMLSchema-instance" xmlns:pc="http://schemas.microsoft.com/office/infopath/2007/PartnerControls">
+  <documentManagement/>
+</p:properties>
+</file>
+
+<file path=customXml/item2.xml><?xml version="1.0" encoding="utf-8"?>
 <?mso-contentType ?>
 <FormTemplates xmlns="http://schemas.microsoft.com/sharepoint/v3/contenttype/forms">
   <Display>DocumentLibraryForm</Display>
@@ -8533,13 +8487,11 @@
 </FormTemplates>
 </file>
 
-<file path=customXml/item2.xml><?xml version="1.0" encoding="utf-8"?>
-<p:properties xmlns:p="http://schemas.microsoft.com/office/2006/metadata/properties" xmlns:xsi="http://www.w3.org/2001/XMLSchema-instance" xmlns:pc="http://schemas.microsoft.com/office/infopath/2007/PartnerControls">
-  <documentManagement/>
-</p:properties>
+<file path=customXml/item3.xml><?xml version="1.0" encoding="utf-8"?>
+<b:Sources xmlns:b="http://schemas.openxmlformats.org/officeDocument/2006/bibliography" xmlns="http://schemas.openxmlformats.org/officeDocument/2006/bibliography" SelectedStyle="\APASixthEditionOfficeOnline.xsl" StyleName="APA" Version="6"/>
 </file>
 
-<file path=customXml/item3.xml><?xml version="1.0" encoding="utf-8"?>
+<file path=customXml/item4.xml><?xml version="1.0" encoding="utf-8"?>
 <ct:contentTypeSchema xmlns:ct="http://schemas.microsoft.com/office/2006/metadata/contentType" xmlns:ma="http://schemas.microsoft.com/office/2006/metadata/properties/metaAttributes" ct:_="" ma:_="" ma:contentTypeName="Documento" ma:contentTypeID="0x010100E96778489EE7714D8BD12CC105EB918B" ma:contentTypeVersion="2" ma:contentTypeDescription="Crear nuevo documento." ma:contentTypeScope="" ma:versionID="416c5c7ae9b5d54d83875cd3c65194e3">
   <xsd:schema xmlns:xsd="http://www.w3.org/2001/XMLSchema" xmlns:xs="http://www.w3.org/2001/XMLSchema" xmlns:p="http://schemas.microsoft.com/office/2006/metadata/properties" xmlns:ns2="126e8a1c-9ea9-435a-ac89-d06c80d62e30" targetNamespace="http://schemas.microsoft.com/office/2006/metadata/properties" ma:root="true" ma:fieldsID="70a237c842677bd850644f8595079f5e" ns2:_="">
     <xsd:import namespace="126e8a1c-9ea9-435a-ac89-d06c80d62e30"/>
@@ -8671,19 +8623,7 @@
 </ct:contentTypeSchema>
 </file>
 
-<file path=customXml/item4.xml><?xml version="1.0" encoding="utf-8"?>
-<b:Sources xmlns:b="http://schemas.openxmlformats.org/officeDocument/2006/bibliography" xmlns="http://schemas.openxmlformats.org/officeDocument/2006/bibliography" SelectedStyle="\APASixthEditionOfficeOnline.xsl" StyleName="APA" Version="6"/>
-</file>
-
 <file path=customXml/itemProps1.xml><?xml version="1.0" encoding="utf-8"?>
-<ds:datastoreItem xmlns:ds="http://schemas.openxmlformats.org/officeDocument/2006/customXml" ds:itemID="{DABAA964-10BA-4DBC-ABF2-CDEAC0FAF7AA}">
-  <ds:schemaRefs>
-    <ds:schemaRef ds:uri="http://schemas.microsoft.com/sharepoint/v3/contenttype/forms"/>
-  </ds:schemaRefs>
-</ds:datastoreItem>
-</file>
-
-<file path=customXml/itemProps2.xml><?xml version="1.0" encoding="utf-8"?>
 <ds:datastoreItem xmlns:ds="http://schemas.openxmlformats.org/officeDocument/2006/customXml" ds:itemID="{5F1783E3-BA1C-4CA3-8E32-C9B378BBED03}">
   <ds:schemaRefs>
     <ds:schemaRef ds:uri="http://schemas.microsoft.com/office/2006/metadata/properties"/>
@@ -8692,7 +8632,23 @@
 </ds:datastoreItem>
 </file>
 
+<file path=customXml/itemProps2.xml><?xml version="1.0" encoding="utf-8"?>
+<ds:datastoreItem xmlns:ds="http://schemas.openxmlformats.org/officeDocument/2006/customXml" ds:itemID="{DABAA964-10BA-4DBC-ABF2-CDEAC0FAF7AA}">
+  <ds:schemaRefs>
+    <ds:schemaRef ds:uri="http://schemas.microsoft.com/sharepoint/v3/contenttype/forms"/>
+  </ds:schemaRefs>
+</ds:datastoreItem>
+</file>
+
 <file path=customXml/itemProps3.xml><?xml version="1.0" encoding="utf-8"?>
+<ds:datastoreItem xmlns:ds="http://schemas.openxmlformats.org/officeDocument/2006/customXml" ds:itemID="{FBD61725-A60E-40F3-AB5D-0E7F797DD77D}">
+  <ds:schemaRefs>
+    <ds:schemaRef ds:uri="http://schemas.openxmlformats.org/officeDocument/2006/bibliography"/>
+  </ds:schemaRefs>
+</ds:datastoreItem>
+</file>
+
+<file path=customXml/itemProps4.xml><?xml version="1.0" encoding="utf-8"?>
 <ds:datastoreItem xmlns:ds="http://schemas.openxmlformats.org/officeDocument/2006/customXml" ds:itemID="{DF0582E6-0C2C-40A6-8E3D-E410E41021C1}">
   <ds:schemaRefs>
     <ds:schemaRef ds:uri="http://schemas.microsoft.com/office/2006/metadata/contentType"/>
@@ -8708,12 +8664,4 @@
     <ds:schemaRef ds:uri="http://schemas.microsoft.com/internal/obd"/>
   </ds:schemaRefs>
 </ds:datastoreItem>
-</file>
-
-<file path=customXml/itemProps4.xml><?xml version="1.0" encoding="utf-8"?>
-<ds:datastoreItem xmlns:ds="http://schemas.openxmlformats.org/officeDocument/2006/customXml" ds:itemID="{FBD61725-A60E-40F3-AB5D-0E7F797DD77D}">
-  <ds:schemaRefs>
-    <ds:schemaRef ds:uri="http://schemas.openxmlformats.org/officeDocument/2006/bibliography"/>
-  </ds:schemaRefs>
-</ds:datastoreItem>
 </file>